--- a/enunciado + template/Template_report.docx
+++ b/enunciado + template/Template_report.docx
@@ -1,11 +1,12 @@
 
 <file path=word/document.xml><?xml version="1.0" encoding="utf-8"?>
-<w:document xmlns:wpc="http://schemas.microsoft.com/office/word/2010/wordprocessingCanvas" xmlns:cx="http://schemas.microsoft.com/office/drawing/2014/chartex" xmlns:cx1="http://schemas.microsoft.com/office/drawing/2015/9/8/chartex" xmlns:cx2="http://schemas.microsoft.com/office/drawing/2015/10/21/chartex" xmlns:cx3="http://schemas.microsoft.com/office/drawing/2016/5/9/chartex" xmlns:cx4="http://schemas.microsoft.com/office/drawing/2016/5/10/chartex" xmlns:cx5="http://schemas.microsoft.com/office/drawing/2016/5/11/chartex" xmlns:cx6="http://schemas.microsoft.com/office/drawing/2016/5/12/chartex" xmlns:cx7="http://schemas.microsoft.com/office/drawing/2016/5/13/chartex" xmlns:cx8="http://schemas.microsoft.com/office/drawing/2016/5/14/chartex" xmlns:mc="http://schemas.openxmlformats.org/markup-compatibility/2006" xmlns:aink="http://schemas.microsoft.com/office/drawing/2016/ink" xmlns:am3d="http://schemas.microsoft.com/office/drawing/2017/model3d" xmlns:o="urn:schemas-microsoft-com:office:office" xmlns:oel="http://schemas.microsoft.com/office/2019/extlst" xmlns:r="http://schemas.openxmlformats.org/officeDocument/2006/relationships" xmlns:m="http://schemas.openxmlformats.org/officeDocument/2006/math" xmlns:v="urn:schemas-microsoft-com:vml" xmlns:wp14="http://schemas.microsoft.com/office/word/2010/wordprocessingDrawing" xmlns:wp="http://schemas.openxmlformats.org/drawingml/2006/wordprocessingDrawing" xmlns:w10="urn:schemas-microsoft-com:office:word" xmlns:w="http://schemas.openxmlformats.org/wordprocessingml/2006/main" xmlns:w14="http://schemas.microsoft.com/office/word/2010/wordml" xmlns:w15="http://schemas.microsoft.com/office/word/2012/wordml" xmlns:w16cex="http://schemas.microsoft.com/office/word/2018/wordml/cex" xmlns:w16cid="http://schemas.microsoft.com/office/word/2016/wordml/cid" xmlns:w16="http://schemas.microsoft.com/office/word/2018/wordml" xmlns:w16du="http://schemas.microsoft.com/office/word/2023/wordml/word16du" xmlns:w16sdtdh="http://schemas.microsoft.com/office/word/2020/wordml/sdtdatahash" xmlns:w16sdtfl="http://schemas.microsoft.com/office/word/2024/wordml/sdtformatlock" xmlns:w16se="http://schemas.microsoft.com/office/word/2015/wordml/symex" xmlns:wpg="http://schemas.microsoft.com/office/word/2010/wordprocessingGroup" xmlns:wpi="http://schemas.microsoft.com/office/word/2010/wordprocessingInk" xmlns:wne="http://schemas.microsoft.com/office/word/2006/wordml" xmlns:wps="http://schemas.microsoft.com/office/word/2010/wordprocessingShape" mc:Ignorable="w14 w15 w16se w16cid w16 w16cex w16sdtdh w16sdtfl w16du wp14">
+<w:document xmlns:wpc="http://schemas.microsoft.com/office/word/2010/wordprocessingCanvas" xmlns:cx="http://schemas.microsoft.com/office/drawing/2014/chartex" xmlns:mc="http://schemas.openxmlformats.org/markup-compatibility/2006" xmlns:o="urn:schemas-microsoft-com:office:office" xmlns:r="http://schemas.openxmlformats.org/officeDocument/2006/relationships" xmlns:m="http://schemas.openxmlformats.org/officeDocument/2006/math" xmlns:v="urn:schemas-microsoft-com:vml" xmlns:wp14="http://schemas.microsoft.com/office/word/2010/wordprocessingDrawing" xmlns:wp="http://schemas.openxmlformats.org/drawingml/2006/wordprocessingDrawing" xmlns:w10="urn:schemas-microsoft-com:office:word" xmlns:w="http://schemas.openxmlformats.org/wordprocessingml/2006/main" xmlns:w14="http://schemas.microsoft.com/office/word/2010/wordml" xmlns:w15="http://schemas.microsoft.com/office/word/2012/wordml" xmlns:w16se="http://schemas.microsoft.com/office/word/2015/wordml/symex" xmlns:wpg="http://schemas.microsoft.com/office/word/2010/wordprocessingGroup" xmlns:wpi="http://schemas.microsoft.com/office/word/2010/wordprocessingInk" xmlns:wne="http://schemas.microsoft.com/office/word/2006/wordml" xmlns:wps="http://schemas.microsoft.com/office/word/2010/wordprocessingShape" mc:Ignorable="w14 w15 w16se wp14">
   <w:body>
     <w:p>
       <w:r>
         <w:rPr>
           <w:noProof/>
+          <w:lang w:eastAsia="pt-PT"/>
         </w:rPr>
         <w:drawing>
           <wp:inline distT="0" distB="0" distL="0" distR="0" wp14:anchorId="43E50A8E" wp14:editId="6C3D669C">
@@ -188,7 +189,7 @@
           <w:sz w:val="32"/>
           <w:szCs w:val="32"/>
         </w:rPr>
-        <w:t>&lt;Titulo&gt;</w:t>
+        <w:t>Aplicação de Técnicas de Inteligência Artificial no Diagnóstico de Falhas em Sistemas Industriais</w:t>
       </w:r>
     </w:p>
     <w:p>
@@ -232,7 +233,13 @@
           <w:b/>
           <w:bCs/>
         </w:rPr>
-        <w:t>Docente das aulas práticas: -------</w:t>
+        <w:t xml:space="preserve">Docente das aulas práticas: </w:t>
+      </w:r>
+      <w:r>
+        <w:rPr>
+          <w:bCs/>
+        </w:rPr>
+        <w:t>João José Marques Pimentel Leal</w:t>
       </w:r>
     </w:p>
     <w:p>
@@ -254,6 +261,8 @@
         </w:rPr>
         <w:t>Trabalho realizado por:</w:t>
       </w:r>
+      <w:bookmarkStart w:id="0" w:name="_GoBack"/>
+      <w:bookmarkEnd w:id="0"/>
     </w:p>
     <w:p>
       <w:pPr>
@@ -296,7 +305,28 @@
           <w:sz w:val="24"/>
           <w:szCs w:val="24"/>
         </w:rPr>
-        <w:t>Nome - Turma</w:t>
+        <w:t xml:space="preserve">Nome </w:t>
+      </w:r>
+      <w:r>
+        <w:rPr>
+          <w:sz w:val="24"/>
+          <w:szCs w:val="24"/>
+        </w:rPr>
+        <w:t>– Rodrigo Beja da Costa</w:t>
+      </w:r>
+      <w:r>
+        <w:rPr>
+          <w:sz w:val="24"/>
+          <w:szCs w:val="24"/>
+        </w:rPr>
+        <w:t xml:space="preserve"> Turma</w:t>
+      </w:r>
+      <w:r>
+        <w:rPr>
+          <w:sz w:val="24"/>
+          <w:szCs w:val="24"/>
+        </w:rPr>
+        <w:t xml:space="preserve"> – P5</w:t>
       </w:r>
     </w:p>
     <w:p>
@@ -333,6 +363,13 @@
           <w:sz w:val="24"/>
           <w:szCs w:val="24"/>
         </w:rPr>
+        <w:t xml:space="preserve"> 2024132275</w:t>
+      </w:r>
+      <w:r>
+        <w:rPr>
+          <w:sz w:val="24"/>
+          <w:szCs w:val="24"/>
+        </w:rPr>
         <w:t xml:space="preserve"> </w:t>
       </w:r>
       <w:r>
@@ -340,8 +377,38 @@
           <w:sz w:val="24"/>
           <w:szCs w:val="24"/>
         </w:rPr>
-        <w:t>Nome - Turma</w:t>
+        <w:t xml:space="preserve">Nome </w:t>
       </w:r>
+      <w:r>
+        <w:rPr>
+          <w:sz w:val="24"/>
+          <w:szCs w:val="24"/>
+        </w:rPr>
+        <w:t>– João Carlos Lopes Marques</w:t>
+      </w:r>
+      <w:r>
+        <w:rPr>
+          <w:sz w:val="24"/>
+          <w:szCs w:val="24"/>
+        </w:rPr>
+        <w:t xml:space="preserve"> Turma</w:t>
+      </w:r>
+      <w:r>
+        <w:rPr>
+          <w:sz w:val="24"/>
+          <w:szCs w:val="24"/>
+        </w:rPr>
+        <w:t xml:space="preserve"> - P5</w:t>
+      </w:r>
+    </w:p>
+    <w:p>
+      <w:pPr>
+        <w:ind w:left="708"/>
+        <w:rPr>
+          <w:sz w:val="24"/>
+          <w:szCs w:val="24"/>
+        </w:rPr>
+      </w:pPr>
     </w:p>
     <w:sdt>
       <w:sdtPr>
@@ -598,67 +665,335 @@
     </w:p>
     <w:p>
       <w:pPr>
-        <w:pStyle w:val="Ttulo1"/>
+        <w:pStyle w:val="Cabealho1"/>
         <w:numPr>
           <w:ilvl w:val="0"/>
           <w:numId w:val="1"/>
         </w:numPr>
       </w:pPr>
-      <w:bookmarkStart w:id="0" w:name="_Toc197679198"/>
+      <w:bookmarkStart w:id="1" w:name="_Toc197679198"/>
       <w:r>
         <w:lastRenderedPageBreak/>
         <w:t>Introdução</w:t>
       </w:r>
-      <w:bookmarkEnd w:id="0"/>
+      <w:bookmarkEnd w:id="1"/>
     </w:p>
     <w:p>
       <w:pPr>
+        <w:pStyle w:val="NormalWeb"/>
+        <w:rPr>
+          <w:rFonts w:asciiTheme="minorHAnsi" w:eastAsiaTheme="minorHAnsi" w:hAnsiTheme="minorHAnsi" w:cstheme="minorBidi"/>
+          <w:kern w:val="2"/>
+          <w:lang w:eastAsia="en-US"/>
+          <w14:ligatures w14:val="standardContextual"/>
+        </w:rPr>
+      </w:pPr>
+      <w:r>
+        <w:rPr>
+          <w:rFonts w:asciiTheme="minorHAnsi" w:eastAsiaTheme="minorHAnsi" w:hAnsiTheme="minorHAnsi" w:cstheme="minorBidi"/>
+          <w:kern w:val="2"/>
+          <w:lang w:eastAsia="en-US"/>
+          <w14:ligatures w14:val="standardContextual"/>
+        </w:rPr>
+        <w:t xml:space="preserve">   </w:t>
+      </w:r>
+      <w:r>
+        <w:rPr>
+          <w:rFonts w:asciiTheme="minorHAnsi" w:eastAsiaTheme="minorHAnsi" w:hAnsiTheme="minorHAnsi" w:cstheme="minorBidi"/>
+          <w:kern w:val="2"/>
+          <w:lang w:eastAsia="en-US"/>
+          <w14:ligatures w14:val="standardContextual"/>
+        </w:rPr>
+        <w:t xml:space="preserve">O presente trabalho prático, desenvolvido no âmbito da unidade curricular de Conhecimento e Raciocínio do curso de Licenciatura em Engenharia Informática, 2.º ano, 2.º semestre, </w:t>
+      </w:r>
+      <w:r>
+        <w:rPr>
+          <w:rFonts w:asciiTheme="minorHAnsi" w:eastAsiaTheme="minorHAnsi" w:hAnsiTheme="minorHAnsi" w:cstheme="minorBidi"/>
+          <w:kern w:val="2"/>
+          <w:lang w:eastAsia="en-US"/>
+          <w14:ligatures w14:val="standardContextual"/>
+        </w:rPr>
+        <w:t xml:space="preserve">tem como principal objetivo </w:t>
+      </w:r>
+      <w:r>
+        <w:rPr>
+          <w:rFonts w:asciiTheme="minorHAnsi" w:eastAsiaTheme="minorHAnsi" w:hAnsiTheme="minorHAnsi" w:cstheme="minorBidi"/>
+          <w:kern w:val="2"/>
+          <w:lang w:eastAsia="en-US"/>
+          <w14:ligatures w14:val="standardContextual"/>
+        </w:rPr>
+        <w:t>a aplicação e análise de técnicas de Inteligência Artificial no contexto do diagnóstico de falhas em sistemas industriais.</w:t>
+      </w:r>
+    </w:p>
+    <w:p>
+      <w:pPr>
+        <w:pStyle w:val="NormalWeb"/>
+        <w:rPr>
+          <w:rFonts w:asciiTheme="minorHAnsi" w:eastAsiaTheme="minorHAnsi" w:hAnsiTheme="minorHAnsi" w:cstheme="minorBidi"/>
+          <w:kern w:val="2"/>
+          <w:lang w:eastAsia="en-US"/>
+          <w14:ligatures w14:val="standardContextual"/>
+        </w:rPr>
+      </w:pPr>
+      <w:r>
+        <w:rPr>
+          <w:rFonts w:asciiTheme="minorHAnsi" w:eastAsiaTheme="minorHAnsi" w:hAnsiTheme="minorHAnsi" w:cstheme="minorBidi"/>
+          <w:kern w:val="2"/>
+          <w:lang w:eastAsia="en-US"/>
+          <w14:ligatures w14:val="standardContextual"/>
+        </w:rPr>
+        <w:t xml:space="preserve">   </w:t>
+      </w:r>
+      <w:r>
+        <w:rPr>
+          <w:rFonts w:asciiTheme="minorHAnsi" w:eastAsiaTheme="minorHAnsi" w:hAnsiTheme="minorHAnsi" w:cstheme="minorBidi"/>
+          <w:kern w:val="2"/>
+          <w:lang w:eastAsia="en-US"/>
+          <w14:ligatures w14:val="standardContextual"/>
+        </w:rPr>
+        <w:t>Neste projeto, são exploradas duas abordagens distintas de resolução de problemas: o Raciocínio Baseado em Casos (Case-</w:t>
+      </w:r>
+      <w:proofErr w:type="spellStart"/>
+      <w:r>
+        <w:rPr>
+          <w:rFonts w:asciiTheme="minorHAnsi" w:eastAsiaTheme="minorHAnsi" w:hAnsiTheme="minorHAnsi" w:cstheme="minorBidi"/>
+          <w:kern w:val="2"/>
+          <w:lang w:eastAsia="en-US"/>
+          <w14:ligatures w14:val="standardContextual"/>
+        </w:rPr>
+        <w:t>Based</w:t>
+      </w:r>
+      <w:proofErr w:type="spellEnd"/>
+      <w:r>
+        <w:rPr>
+          <w:rFonts w:asciiTheme="minorHAnsi" w:eastAsiaTheme="minorHAnsi" w:hAnsiTheme="minorHAnsi" w:cstheme="minorBidi"/>
+          <w:kern w:val="2"/>
+          <w:lang w:eastAsia="en-US"/>
+          <w14:ligatures w14:val="standardContextual"/>
+        </w:rPr>
+        <w:t xml:space="preserve"> </w:t>
+      </w:r>
+      <w:proofErr w:type="spellStart"/>
+      <w:r>
+        <w:rPr>
+          <w:rFonts w:asciiTheme="minorHAnsi" w:eastAsiaTheme="minorHAnsi" w:hAnsiTheme="minorHAnsi" w:cstheme="minorBidi"/>
+          <w:kern w:val="2"/>
+          <w:lang w:eastAsia="en-US"/>
+          <w14:ligatures w14:val="standardContextual"/>
+        </w:rPr>
+        <w:t>Reasoning</w:t>
+      </w:r>
+      <w:proofErr w:type="spellEnd"/>
+      <w:r>
+        <w:rPr>
+          <w:rFonts w:asciiTheme="minorHAnsi" w:eastAsiaTheme="minorHAnsi" w:hAnsiTheme="minorHAnsi" w:cstheme="minorBidi"/>
+          <w:kern w:val="2"/>
+          <w:lang w:eastAsia="en-US"/>
+          <w14:ligatures w14:val="standardContextual"/>
+        </w:rPr>
+        <w:t xml:space="preserve"> – CBR) e as Redes Neuronais Artificiais, mais concretamente redes neuronais do tipo </w:t>
+      </w:r>
+      <w:proofErr w:type="spellStart"/>
+      <w:r>
+        <w:rPr>
+          <w:rFonts w:asciiTheme="minorHAnsi" w:eastAsiaTheme="minorHAnsi" w:hAnsiTheme="minorHAnsi" w:cstheme="minorBidi"/>
+          <w:kern w:val="2"/>
+          <w:lang w:eastAsia="en-US"/>
+          <w14:ligatures w14:val="standardContextual"/>
+        </w:rPr>
+        <w:t>feedforward</w:t>
+      </w:r>
+      <w:proofErr w:type="spellEnd"/>
+      <w:r>
+        <w:rPr>
+          <w:rFonts w:asciiTheme="minorHAnsi" w:eastAsiaTheme="minorHAnsi" w:hAnsiTheme="minorHAnsi" w:cstheme="minorBidi"/>
+          <w:kern w:val="2"/>
+          <w:lang w:eastAsia="en-US"/>
+          <w14:ligatures w14:val="standardContextual"/>
+        </w:rPr>
+        <w:t>. Ambas as metodologias são aplicadas a um conjunto de dados representativo do funcionamento de um motor industrial, com o intuito de classificar o seu estado em diferentes categorias de operação.</w:t>
+      </w:r>
+    </w:p>
+    <w:p>
+      <w:pPr>
+        <w:pStyle w:val="NormalWeb"/>
+        <w:rPr>
+          <w:rFonts w:asciiTheme="minorHAnsi" w:eastAsiaTheme="minorHAnsi" w:hAnsiTheme="minorHAnsi" w:cstheme="minorBidi"/>
+          <w:kern w:val="2"/>
+          <w:lang w:eastAsia="en-US"/>
+          <w14:ligatures w14:val="standardContextual"/>
+        </w:rPr>
+      </w:pPr>
+      <w:r>
+        <w:rPr>
+          <w:rFonts w:asciiTheme="minorHAnsi" w:eastAsiaTheme="minorHAnsi" w:hAnsiTheme="minorHAnsi" w:cstheme="minorBidi"/>
+          <w:kern w:val="2"/>
+          <w:lang w:eastAsia="en-US"/>
+          <w14:ligatures w14:val="standardContextual"/>
+        </w:rPr>
+        <w:t xml:space="preserve">   </w:t>
+      </w:r>
+      <w:r>
+        <w:rPr>
+          <w:rFonts w:asciiTheme="minorHAnsi" w:eastAsiaTheme="minorHAnsi" w:hAnsiTheme="minorHAnsi" w:cstheme="minorBidi"/>
+          <w:kern w:val="2"/>
+          <w:lang w:eastAsia="en-US"/>
+          <w14:ligatures w14:val="standardContextual"/>
+        </w:rPr>
+        <w:t xml:space="preserve">Numa fase inicial, procede-se ao pré-processamento do </w:t>
+      </w:r>
+      <w:proofErr w:type="spellStart"/>
+      <w:r>
+        <w:rPr>
+          <w:rFonts w:asciiTheme="minorHAnsi" w:eastAsiaTheme="minorHAnsi" w:hAnsiTheme="minorHAnsi" w:cstheme="minorBidi"/>
+          <w:kern w:val="2"/>
+          <w:lang w:eastAsia="en-US"/>
+          <w14:ligatures w14:val="standardContextual"/>
+        </w:rPr>
+        <w:t>dataset</w:t>
+      </w:r>
+      <w:proofErr w:type="spellEnd"/>
+      <w:r>
+        <w:rPr>
+          <w:rFonts w:asciiTheme="minorHAnsi" w:eastAsiaTheme="minorHAnsi" w:hAnsiTheme="minorHAnsi" w:cstheme="minorBidi"/>
+          <w:kern w:val="2"/>
+          <w:lang w:eastAsia="en-US"/>
+          <w14:ligatures w14:val="standardContextual"/>
+        </w:rPr>
+        <w:t xml:space="preserve">, incluindo a transformação de variáveis categóricas em representações numéricas, o tratamento de valores em falta e a preparação dos dados para posterior utilização nos modelos desenvolvidos. De seguida, é implementado um sistema baseado em CBR, estruturado segundo as suas quatro fases fundamentais: </w:t>
+      </w:r>
+      <w:proofErr w:type="spellStart"/>
+      <w:r>
+        <w:rPr>
+          <w:rFonts w:asciiTheme="minorHAnsi" w:eastAsiaTheme="minorHAnsi" w:hAnsiTheme="minorHAnsi" w:cstheme="minorBidi"/>
+          <w:kern w:val="2"/>
+          <w:lang w:eastAsia="en-US"/>
+          <w14:ligatures w14:val="standardContextual"/>
+        </w:rPr>
+        <w:t>Retrieve</w:t>
+      </w:r>
+      <w:proofErr w:type="spellEnd"/>
+      <w:r>
+        <w:rPr>
+          <w:rFonts w:asciiTheme="minorHAnsi" w:eastAsiaTheme="minorHAnsi" w:hAnsiTheme="minorHAnsi" w:cstheme="minorBidi"/>
+          <w:kern w:val="2"/>
+          <w:lang w:eastAsia="en-US"/>
+          <w14:ligatures w14:val="standardContextual"/>
+        </w:rPr>
+        <w:t xml:space="preserve">, Reuse, Revise e </w:t>
+      </w:r>
+      <w:proofErr w:type="spellStart"/>
+      <w:r>
+        <w:rPr>
+          <w:rFonts w:asciiTheme="minorHAnsi" w:eastAsiaTheme="minorHAnsi" w:hAnsiTheme="minorHAnsi" w:cstheme="minorBidi"/>
+          <w:kern w:val="2"/>
+          <w:lang w:eastAsia="en-US"/>
+          <w14:ligatures w14:val="standardContextual"/>
+        </w:rPr>
+        <w:t>Retain</w:t>
+      </w:r>
+      <w:proofErr w:type="spellEnd"/>
+      <w:r>
+        <w:rPr>
+          <w:rFonts w:asciiTheme="minorHAnsi" w:eastAsiaTheme="minorHAnsi" w:hAnsiTheme="minorHAnsi" w:cstheme="minorBidi"/>
+          <w:kern w:val="2"/>
+          <w:lang w:eastAsia="en-US"/>
+          <w14:ligatures w14:val="standardContextual"/>
+        </w:rPr>
+        <w:t>, permitindo a resolução de novos problemas com base em experiências previamente armazenadas.</w:t>
+      </w:r>
+    </w:p>
+    <w:p>
+      <w:pPr>
+        <w:pStyle w:val="NormalWeb"/>
+        <w:rPr>
+          <w:rFonts w:asciiTheme="minorHAnsi" w:eastAsiaTheme="minorHAnsi" w:hAnsiTheme="minorHAnsi" w:cstheme="minorBidi"/>
+          <w:kern w:val="2"/>
+          <w:lang w:eastAsia="en-US"/>
+          <w14:ligatures w14:val="standardContextual"/>
+        </w:rPr>
+      </w:pPr>
+      <w:r>
+        <w:rPr>
+          <w:rFonts w:asciiTheme="minorHAnsi" w:eastAsiaTheme="minorHAnsi" w:hAnsiTheme="minorHAnsi" w:cstheme="minorBidi"/>
+          <w:kern w:val="2"/>
+          <w:lang w:eastAsia="en-US"/>
+          <w14:ligatures w14:val="standardContextual"/>
+        </w:rPr>
+        <w:t xml:space="preserve">   </w:t>
+      </w:r>
+      <w:r>
+        <w:rPr>
+          <w:rFonts w:asciiTheme="minorHAnsi" w:eastAsiaTheme="minorHAnsi" w:hAnsiTheme="minorHAnsi" w:cstheme="minorBidi"/>
+          <w:kern w:val="2"/>
+          <w:lang w:eastAsia="en-US"/>
+          <w14:ligatures w14:val="standardContextual"/>
+        </w:rPr>
+        <w:t>Posteriormente, são desenvolvidos e avaliados vários modelos de redes neuronais, recorrendo a diferentes configurações ao nível da arquitetura, funções de ativação e métodos de treino, com o objetivo de identificar as soluções com melhor desempenho preditivo.</w:t>
+      </w:r>
+    </w:p>
+    <w:p>
+      <w:pPr>
+        <w:pStyle w:val="NormalWeb"/>
+        <w:rPr>
+          <w:rFonts w:asciiTheme="minorHAnsi" w:eastAsiaTheme="minorHAnsi" w:hAnsiTheme="minorHAnsi" w:cstheme="minorBidi"/>
+          <w:kern w:val="2"/>
+          <w:lang w:eastAsia="en-US"/>
+          <w14:ligatures w14:val="standardContextual"/>
+        </w:rPr>
+      </w:pPr>
+      <w:r>
+        <w:rPr>
+          <w:rFonts w:asciiTheme="minorHAnsi" w:eastAsiaTheme="minorHAnsi" w:hAnsiTheme="minorHAnsi" w:cstheme="minorBidi"/>
+          <w:kern w:val="2"/>
+          <w:lang w:eastAsia="en-US"/>
+          <w14:ligatures w14:val="standardContextual"/>
+        </w:rPr>
+        <w:t xml:space="preserve">   </w:t>
+      </w:r>
+      <w:r>
+        <w:rPr>
+          <w:rFonts w:asciiTheme="minorHAnsi" w:eastAsiaTheme="minorHAnsi" w:hAnsiTheme="minorHAnsi" w:cstheme="minorBidi"/>
+          <w:kern w:val="2"/>
+          <w:lang w:eastAsia="en-US"/>
+          <w14:ligatures w14:val="standardContextual"/>
+        </w:rPr>
+        <w:t xml:space="preserve">Por fim, é realizada uma análise comparativa entre as duas abordagens, tendo em consideração critérios como a precisão, </w:t>
+      </w:r>
+      <w:proofErr w:type="spellStart"/>
+      <w:r>
+        <w:rPr>
+          <w:rFonts w:asciiTheme="minorHAnsi" w:eastAsiaTheme="minorHAnsi" w:hAnsiTheme="minorHAnsi" w:cstheme="minorBidi"/>
+          <w:kern w:val="2"/>
+          <w:lang w:eastAsia="en-US"/>
+          <w14:ligatures w14:val="standardContextual"/>
+        </w:rPr>
+        <w:t>interpretabilidade</w:t>
+      </w:r>
+      <w:proofErr w:type="spellEnd"/>
+      <w:r>
+        <w:rPr>
+          <w:rFonts w:asciiTheme="minorHAnsi" w:eastAsiaTheme="minorHAnsi" w:hAnsiTheme="minorHAnsi" w:cstheme="minorBidi"/>
+          <w:kern w:val="2"/>
+          <w:lang w:eastAsia="en-US"/>
+          <w14:ligatures w14:val="standardContextual"/>
+        </w:rPr>
+        <w:t xml:space="preserve"> e complexidade, de forma a evidenciar as suas principais vantagens e limitações no contexto do problema em estudo.</w:t>
+      </w:r>
+    </w:p>
+    <w:p>
+      <w:pPr>
         <w:jc w:val="both"/>
         <w:rPr>
           <w:sz w:val="24"/>
           <w:szCs w:val="24"/>
         </w:rPr>
       </w:pPr>
-      <w:r>
-        <w:rPr>
-          <w:sz w:val="24"/>
-          <w:szCs w:val="24"/>
-        </w:rPr>
-        <w:t>O presente trabalho prático, desenvolvido no âmbito da unidade curricular de Conhecimento e Raciocínio do curso de Licenciatura em Engenharia Informática</w:t>
-      </w:r>
-      <w:r>
-        <w:rPr>
-          <w:sz w:val="24"/>
-          <w:szCs w:val="24"/>
-        </w:rPr>
-        <w:t>,</w:t>
-      </w:r>
-      <w:r>
-        <w:rPr>
-          <w:sz w:val="24"/>
-          <w:szCs w:val="24"/>
-        </w:rPr>
-        <w:t xml:space="preserve"> 2.º ano, 2.º semestre, </w:t>
-      </w:r>
-      <w:r>
-        <w:rPr>
-          <w:sz w:val="24"/>
-          <w:szCs w:val="24"/>
-        </w:rPr>
-        <w:t>....</w:t>
-      </w:r>
-      <w:r>
-        <w:rPr>
-          <w:sz w:val="24"/>
-          <w:szCs w:val="24"/>
-        </w:rPr>
-        <w:t>.</w:t>
-      </w:r>
     </w:p>
     <w:p/>
     <w:p>
       <w:pPr>
-        <w:pStyle w:val="Ttulo1"/>
+        <w:pStyle w:val="Cabealho1"/>
         <w:numPr>
           <w:ilvl w:val="0"/>
           <w:numId w:val="1"/>
@@ -693,7 +1028,7 @@
     </w:p>
     <w:p>
       <w:pPr>
-        <w:pStyle w:val="Ttulo1"/>
+        <w:pStyle w:val="Cabealho1"/>
         <w:numPr>
           <w:ilvl w:val="0"/>
           <w:numId w:val="1"/>
@@ -703,8 +1038,13 @@
           <w:u w:val="single"/>
         </w:rPr>
       </w:pPr>
+      <w:proofErr w:type="gramStart"/>
       <w:r>
-        <w:t>Raciocínio Baseado em casos</w:t>
+        <w:t>Raciocínio Baseado</w:t>
+      </w:r>
+      <w:proofErr w:type="gramEnd"/>
+      <w:r>
+        <w:t xml:space="preserve"> em casos</w:t>
       </w:r>
     </w:p>
     <w:p>
@@ -785,6 +1125,7 @@
           <w:sz w:val="24"/>
           <w:szCs w:val="24"/>
         </w:rPr>
+        <w:lastRenderedPageBreak/>
         <w:t>Resultados</w:t>
       </w:r>
     </w:p>
@@ -823,7 +1164,7 @@
     </w:p>
     <w:p>
       <w:pPr>
-        <w:pStyle w:val="Ttulo1"/>
+        <w:pStyle w:val="Cabealho1"/>
         <w:numPr>
           <w:ilvl w:val="0"/>
           <w:numId w:val="1"/>
@@ -1082,7 +1423,7 @@
     </w:p>
     <w:p>
       <w:pPr>
-        <w:pStyle w:val="Ttulo1"/>
+        <w:pStyle w:val="Cabealho1"/>
         <w:numPr>
           <w:ilvl w:val="0"/>
           <w:numId w:val="1"/>
@@ -1136,7 +1477,7 @@
     </w:p>
     <w:p>
       <w:pPr>
-        <w:pStyle w:val="Ttulo1"/>
+        <w:pStyle w:val="Cabealho1"/>
         <w:numPr>
           <w:ilvl w:val="0"/>
           <w:numId w:val="1"/>
@@ -1144,7 +1485,6 @@
         <w:jc w:val="both"/>
       </w:pPr>
       <w:r>
-        <w:lastRenderedPageBreak/>
         <w:t>Conclusões</w:t>
       </w:r>
     </w:p>
@@ -1183,7 +1523,7 @@
 </file>
 
 <file path=word/endnotes.xml><?xml version="1.0" encoding="utf-8"?>
-<w:endnotes xmlns:wpc="http://schemas.microsoft.com/office/word/2010/wordprocessingCanvas" xmlns:cx="http://schemas.microsoft.com/office/drawing/2014/chartex" xmlns:cx1="http://schemas.microsoft.com/office/drawing/2015/9/8/chartex" xmlns:cx2="http://schemas.microsoft.com/office/drawing/2015/10/21/chartex" xmlns:cx3="http://schemas.microsoft.com/office/drawing/2016/5/9/chartex" xmlns:cx4="http://schemas.microsoft.com/office/drawing/2016/5/10/chartex" xmlns:cx5="http://schemas.microsoft.com/office/drawing/2016/5/11/chartex" xmlns:cx6="http://schemas.microsoft.com/office/drawing/2016/5/12/chartex" xmlns:cx7="http://schemas.microsoft.com/office/drawing/2016/5/13/chartex" xmlns:cx8="http://schemas.microsoft.com/office/drawing/2016/5/14/chartex" xmlns:mc="http://schemas.openxmlformats.org/markup-compatibility/2006" xmlns:aink="http://schemas.microsoft.com/office/drawing/2016/ink" xmlns:am3d="http://schemas.microsoft.com/office/drawing/2017/model3d" xmlns:o="urn:schemas-microsoft-com:office:office" xmlns:oel="http://schemas.microsoft.com/office/2019/extlst" xmlns:r="http://schemas.openxmlformats.org/officeDocument/2006/relationships" xmlns:m="http://schemas.openxmlformats.org/officeDocument/2006/math" xmlns:v="urn:schemas-microsoft-com:vml" xmlns:wp14="http://schemas.microsoft.com/office/word/2010/wordprocessingDrawing" xmlns:wp="http://schemas.openxmlformats.org/drawingml/2006/wordprocessingDrawing" xmlns:w10="urn:schemas-microsoft-com:office:word" xmlns:w="http://schemas.openxmlformats.org/wordprocessingml/2006/main" xmlns:w14="http://schemas.microsoft.com/office/word/2010/wordml" xmlns:w15="http://schemas.microsoft.com/office/word/2012/wordml" xmlns:w16cex="http://schemas.microsoft.com/office/word/2018/wordml/cex" xmlns:w16cid="http://schemas.microsoft.com/office/word/2016/wordml/cid" xmlns:w16="http://schemas.microsoft.com/office/word/2018/wordml" xmlns:w16du="http://schemas.microsoft.com/office/word/2023/wordml/word16du" xmlns:w16sdtdh="http://schemas.microsoft.com/office/word/2020/wordml/sdtdatahash" xmlns:w16sdtfl="http://schemas.microsoft.com/office/word/2024/wordml/sdtformatlock" xmlns:w16se="http://schemas.microsoft.com/office/word/2015/wordml/symex" xmlns:wpg="http://schemas.microsoft.com/office/word/2010/wordprocessingGroup" xmlns:wpi="http://schemas.microsoft.com/office/word/2010/wordprocessingInk" xmlns:wne="http://schemas.microsoft.com/office/word/2006/wordml" xmlns:wps="http://schemas.microsoft.com/office/word/2010/wordprocessingShape" mc:Ignorable="w14 w15 w16se w16cid w16 w16cex w16sdtdh w16sdtfl w16du wp14">
+<w:endnotes xmlns:wpc="http://schemas.microsoft.com/office/word/2010/wordprocessingCanvas" xmlns:cx="http://schemas.microsoft.com/office/drawing/2014/chartex" xmlns:mc="http://schemas.openxmlformats.org/markup-compatibility/2006" xmlns:o="urn:schemas-microsoft-com:office:office" xmlns:r="http://schemas.openxmlformats.org/officeDocument/2006/relationships" xmlns:m="http://schemas.openxmlformats.org/officeDocument/2006/math" xmlns:v="urn:schemas-microsoft-com:vml" xmlns:wp14="http://schemas.microsoft.com/office/word/2010/wordprocessingDrawing" xmlns:wp="http://schemas.openxmlformats.org/drawingml/2006/wordprocessingDrawing" xmlns:w10="urn:schemas-microsoft-com:office:word" xmlns:w="http://schemas.openxmlformats.org/wordprocessingml/2006/main" xmlns:w14="http://schemas.microsoft.com/office/word/2010/wordml" xmlns:w15="http://schemas.microsoft.com/office/word/2012/wordml" xmlns:w16se="http://schemas.microsoft.com/office/word/2015/wordml/symex" xmlns:wpg="http://schemas.microsoft.com/office/word/2010/wordprocessingGroup" xmlns:wpi="http://schemas.microsoft.com/office/word/2010/wordprocessingInk" xmlns:wne="http://schemas.microsoft.com/office/word/2006/wordml" xmlns:wps="http://schemas.microsoft.com/office/word/2010/wordprocessingShape" mc:Ignorable="w14 w15 w16se wp14">
   <w:endnote w:type="separator" w:id="-1">
     <w:p>
       <w:pPr>
@@ -1208,7 +1548,7 @@
 </file>
 
 <file path=word/footer1.xml><?xml version="1.0" encoding="utf-8"?>
-<w:ftr xmlns:wpc="http://schemas.microsoft.com/office/word/2010/wordprocessingCanvas" xmlns:cx="http://schemas.microsoft.com/office/drawing/2014/chartex" xmlns:cx1="http://schemas.microsoft.com/office/drawing/2015/9/8/chartex" xmlns:cx2="http://schemas.microsoft.com/office/drawing/2015/10/21/chartex" xmlns:cx3="http://schemas.microsoft.com/office/drawing/2016/5/9/chartex" xmlns:cx4="http://schemas.microsoft.com/office/drawing/2016/5/10/chartex" xmlns:cx5="http://schemas.microsoft.com/office/drawing/2016/5/11/chartex" xmlns:cx6="http://schemas.microsoft.com/office/drawing/2016/5/12/chartex" xmlns:cx7="http://schemas.microsoft.com/office/drawing/2016/5/13/chartex" xmlns:cx8="http://schemas.microsoft.com/office/drawing/2016/5/14/chartex" xmlns:mc="http://schemas.openxmlformats.org/markup-compatibility/2006" xmlns:aink="http://schemas.microsoft.com/office/drawing/2016/ink" xmlns:am3d="http://schemas.microsoft.com/office/drawing/2017/model3d" xmlns:o="urn:schemas-microsoft-com:office:office" xmlns:oel="http://schemas.microsoft.com/office/2019/extlst" xmlns:r="http://schemas.openxmlformats.org/officeDocument/2006/relationships" xmlns:m="http://schemas.openxmlformats.org/officeDocument/2006/math" xmlns:v="urn:schemas-microsoft-com:vml" xmlns:wp14="http://schemas.microsoft.com/office/word/2010/wordprocessingDrawing" xmlns:wp="http://schemas.openxmlformats.org/drawingml/2006/wordprocessingDrawing" xmlns:w10="urn:schemas-microsoft-com:office:word" xmlns:w="http://schemas.openxmlformats.org/wordprocessingml/2006/main" xmlns:w14="http://schemas.microsoft.com/office/word/2010/wordml" xmlns:w15="http://schemas.microsoft.com/office/word/2012/wordml" xmlns:w16cex="http://schemas.microsoft.com/office/word/2018/wordml/cex" xmlns:w16cid="http://schemas.microsoft.com/office/word/2016/wordml/cid" xmlns:w16="http://schemas.microsoft.com/office/word/2018/wordml" xmlns:w16du="http://schemas.microsoft.com/office/word/2023/wordml/word16du" xmlns:w16sdtdh="http://schemas.microsoft.com/office/word/2020/wordml/sdtdatahash" xmlns:w16sdtfl="http://schemas.microsoft.com/office/word/2024/wordml/sdtformatlock" xmlns:w16se="http://schemas.microsoft.com/office/word/2015/wordml/symex" xmlns:wpg="http://schemas.microsoft.com/office/word/2010/wordprocessingGroup" xmlns:wpi="http://schemas.microsoft.com/office/word/2010/wordprocessingInk" xmlns:wne="http://schemas.microsoft.com/office/word/2006/wordml" xmlns:wps="http://schemas.microsoft.com/office/word/2010/wordprocessingShape" mc:Ignorable="w14 w15 w16se w16cid w16 w16cex w16sdtdh w16sdtfl w16du wp14">
+<w:ftr xmlns:wpc="http://schemas.microsoft.com/office/word/2010/wordprocessingCanvas" xmlns:cx="http://schemas.microsoft.com/office/drawing/2014/chartex" xmlns:mc="http://schemas.openxmlformats.org/markup-compatibility/2006" xmlns:o="urn:schemas-microsoft-com:office:office" xmlns:r="http://schemas.openxmlformats.org/officeDocument/2006/relationships" xmlns:m="http://schemas.openxmlformats.org/officeDocument/2006/math" xmlns:v="urn:schemas-microsoft-com:vml" xmlns:wp14="http://schemas.microsoft.com/office/word/2010/wordprocessingDrawing" xmlns:wp="http://schemas.openxmlformats.org/drawingml/2006/wordprocessingDrawing" xmlns:w10="urn:schemas-microsoft-com:office:word" xmlns:w="http://schemas.openxmlformats.org/wordprocessingml/2006/main" xmlns:w14="http://schemas.microsoft.com/office/word/2010/wordml" xmlns:w15="http://schemas.microsoft.com/office/word/2012/wordml" xmlns:w16se="http://schemas.microsoft.com/office/word/2015/wordml/symex" xmlns:wpg="http://schemas.microsoft.com/office/word/2010/wordprocessingGroup" xmlns:wpi="http://schemas.microsoft.com/office/word/2010/wordprocessingInk" xmlns:wne="http://schemas.microsoft.com/office/word/2006/wordml" xmlns:wps="http://schemas.microsoft.com/office/word/2010/wordprocessingShape" mc:Ignorable="w14 w15 w16se wp14">
   <w:sdt>
     <w:sdtPr>
       <w:rPr>
@@ -1220,6 +1560,11 @@
         <w:docPartUnique/>
       </w:docPartObj>
     </w:sdtPr>
+    <w:sdtEndPr>
+      <w:rPr>
+        <w:rStyle w:val="Nmerodepgina"/>
+      </w:rPr>
+    </w:sdtEndPr>
     <w:sdtContent>
       <w:p>
         <w:pPr>
@@ -1245,12 +1590,6 @@
           <w:rPr>
             <w:rStyle w:val="Nmerodepgina"/>
           </w:rPr>
-          <w:fldChar w:fldCharType="separate"/>
-        </w:r>
-        <w:r>
-          <w:rPr>
-            <w:rStyle w:val="Nmerodepgina"/>
-          </w:rPr>
           <w:fldChar w:fldCharType="end"/>
         </w:r>
       </w:p>
@@ -1266,7 +1605,7 @@
 </file>
 
 <file path=word/footer2.xml><?xml version="1.0" encoding="utf-8"?>
-<w:ftr xmlns:wpc="http://schemas.microsoft.com/office/word/2010/wordprocessingCanvas" xmlns:cx="http://schemas.microsoft.com/office/drawing/2014/chartex" xmlns:cx1="http://schemas.microsoft.com/office/drawing/2015/9/8/chartex" xmlns:cx2="http://schemas.microsoft.com/office/drawing/2015/10/21/chartex" xmlns:cx3="http://schemas.microsoft.com/office/drawing/2016/5/9/chartex" xmlns:cx4="http://schemas.microsoft.com/office/drawing/2016/5/10/chartex" xmlns:cx5="http://schemas.microsoft.com/office/drawing/2016/5/11/chartex" xmlns:cx6="http://schemas.microsoft.com/office/drawing/2016/5/12/chartex" xmlns:cx7="http://schemas.microsoft.com/office/drawing/2016/5/13/chartex" xmlns:cx8="http://schemas.microsoft.com/office/drawing/2016/5/14/chartex" xmlns:mc="http://schemas.openxmlformats.org/markup-compatibility/2006" xmlns:aink="http://schemas.microsoft.com/office/drawing/2016/ink" xmlns:am3d="http://schemas.microsoft.com/office/drawing/2017/model3d" xmlns:o="urn:schemas-microsoft-com:office:office" xmlns:oel="http://schemas.microsoft.com/office/2019/extlst" xmlns:r="http://schemas.openxmlformats.org/officeDocument/2006/relationships" xmlns:m="http://schemas.openxmlformats.org/officeDocument/2006/math" xmlns:v="urn:schemas-microsoft-com:vml" xmlns:wp14="http://schemas.microsoft.com/office/word/2010/wordprocessingDrawing" xmlns:wp="http://schemas.openxmlformats.org/drawingml/2006/wordprocessingDrawing" xmlns:w10="urn:schemas-microsoft-com:office:word" xmlns:w="http://schemas.openxmlformats.org/wordprocessingml/2006/main" xmlns:w14="http://schemas.microsoft.com/office/word/2010/wordml" xmlns:w15="http://schemas.microsoft.com/office/word/2012/wordml" xmlns:w16cex="http://schemas.microsoft.com/office/word/2018/wordml/cex" xmlns:w16cid="http://schemas.microsoft.com/office/word/2016/wordml/cid" xmlns:w16="http://schemas.microsoft.com/office/word/2018/wordml" xmlns:w16du="http://schemas.microsoft.com/office/word/2023/wordml/word16du" xmlns:w16sdtdh="http://schemas.microsoft.com/office/word/2020/wordml/sdtdatahash" xmlns:w16sdtfl="http://schemas.microsoft.com/office/word/2024/wordml/sdtformatlock" xmlns:w16se="http://schemas.microsoft.com/office/word/2015/wordml/symex" xmlns:wpg="http://schemas.microsoft.com/office/word/2010/wordprocessingGroup" xmlns:wpi="http://schemas.microsoft.com/office/word/2010/wordprocessingInk" xmlns:wne="http://schemas.microsoft.com/office/word/2006/wordml" xmlns:wps="http://schemas.microsoft.com/office/word/2010/wordprocessingShape" mc:Ignorable="w14 w15 w16se w16cid w16 w16cex w16sdtdh w16sdtfl w16du wp14">
+<w:ftr xmlns:wpc="http://schemas.microsoft.com/office/word/2010/wordprocessingCanvas" xmlns:cx="http://schemas.microsoft.com/office/drawing/2014/chartex" xmlns:mc="http://schemas.openxmlformats.org/markup-compatibility/2006" xmlns:o="urn:schemas-microsoft-com:office:office" xmlns:r="http://schemas.openxmlformats.org/officeDocument/2006/relationships" xmlns:m="http://schemas.openxmlformats.org/officeDocument/2006/math" xmlns:v="urn:schemas-microsoft-com:vml" xmlns:wp14="http://schemas.microsoft.com/office/word/2010/wordprocessingDrawing" xmlns:wp="http://schemas.openxmlformats.org/drawingml/2006/wordprocessingDrawing" xmlns:w10="urn:schemas-microsoft-com:office:word" xmlns:w="http://schemas.openxmlformats.org/wordprocessingml/2006/main" xmlns:w14="http://schemas.microsoft.com/office/word/2010/wordml" xmlns:w15="http://schemas.microsoft.com/office/word/2012/wordml" xmlns:w16se="http://schemas.microsoft.com/office/word/2015/wordml/symex" xmlns:wpg="http://schemas.microsoft.com/office/word/2010/wordprocessingGroup" xmlns:wpi="http://schemas.microsoft.com/office/word/2010/wordprocessingInk" xmlns:wne="http://schemas.microsoft.com/office/word/2006/wordml" xmlns:wps="http://schemas.microsoft.com/office/word/2010/wordprocessingShape" mc:Ignorable="w14 w15 w16se wp14">
   <w:sdt>
     <w:sdtPr>
       <w:rPr>
@@ -1278,6 +1617,11 @@
         <w:docPartUnique/>
       </w:docPartObj>
     </w:sdtPr>
+    <w:sdtEndPr>
+      <w:rPr>
+        <w:rStyle w:val="Nmerodepgina"/>
+      </w:rPr>
+    </w:sdtEndPr>
     <w:sdtContent>
       <w:p>
         <w:pPr>
@@ -1310,7 +1654,7 @@
             <w:rStyle w:val="Nmerodepgina"/>
             <w:noProof/>
           </w:rPr>
-          <w:t>4</w:t>
+          <w:t>2</w:t>
         </w:r>
         <w:r>
           <w:rPr>
@@ -1331,7 +1675,7 @@
 </file>
 
 <file path=word/footnotes.xml><?xml version="1.0" encoding="utf-8"?>
-<w:footnotes xmlns:wpc="http://schemas.microsoft.com/office/word/2010/wordprocessingCanvas" xmlns:cx="http://schemas.microsoft.com/office/drawing/2014/chartex" xmlns:cx1="http://schemas.microsoft.com/office/drawing/2015/9/8/chartex" xmlns:cx2="http://schemas.microsoft.com/office/drawing/2015/10/21/chartex" xmlns:cx3="http://schemas.microsoft.com/office/drawing/2016/5/9/chartex" xmlns:cx4="http://schemas.microsoft.com/office/drawing/2016/5/10/chartex" xmlns:cx5="http://schemas.microsoft.com/office/drawing/2016/5/11/chartex" xmlns:cx6="http://schemas.microsoft.com/office/drawing/2016/5/12/chartex" xmlns:cx7="http://schemas.microsoft.com/office/drawing/2016/5/13/chartex" xmlns:cx8="http://schemas.microsoft.com/office/drawing/2016/5/14/chartex" xmlns:mc="http://schemas.openxmlformats.org/markup-compatibility/2006" xmlns:aink="http://schemas.microsoft.com/office/drawing/2016/ink" xmlns:am3d="http://schemas.microsoft.com/office/drawing/2017/model3d" xmlns:o="urn:schemas-microsoft-com:office:office" xmlns:oel="http://schemas.microsoft.com/office/2019/extlst" xmlns:r="http://schemas.openxmlformats.org/officeDocument/2006/relationships" xmlns:m="http://schemas.openxmlformats.org/officeDocument/2006/math" xmlns:v="urn:schemas-microsoft-com:vml" xmlns:wp14="http://schemas.microsoft.com/office/word/2010/wordprocessingDrawing" xmlns:wp="http://schemas.openxmlformats.org/drawingml/2006/wordprocessingDrawing" xmlns:w10="urn:schemas-microsoft-com:office:word" xmlns:w="http://schemas.openxmlformats.org/wordprocessingml/2006/main" xmlns:w14="http://schemas.microsoft.com/office/word/2010/wordml" xmlns:w15="http://schemas.microsoft.com/office/word/2012/wordml" xmlns:w16cex="http://schemas.microsoft.com/office/word/2018/wordml/cex" xmlns:w16cid="http://schemas.microsoft.com/office/word/2016/wordml/cid" xmlns:w16="http://schemas.microsoft.com/office/word/2018/wordml" xmlns:w16du="http://schemas.microsoft.com/office/word/2023/wordml/word16du" xmlns:w16sdtdh="http://schemas.microsoft.com/office/word/2020/wordml/sdtdatahash" xmlns:w16sdtfl="http://schemas.microsoft.com/office/word/2024/wordml/sdtformatlock" xmlns:w16se="http://schemas.microsoft.com/office/word/2015/wordml/symex" xmlns:wpg="http://schemas.microsoft.com/office/word/2010/wordprocessingGroup" xmlns:wpi="http://schemas.microsoft.com/office/word/2010/wordprocessingInk" xmlns:wne="http://schemas.microsoft.com/office/word/2006/wordml" xmlns:wps="http://schemas.microsoft.com/office/word/2010/wordprocessingShape" mc:Ignorable="w14 w15 w16se w16cid w16 w16cex w16sdtdh w16sdtfl w16du wp14">
+<w:footnotes xmlns:wpc="http://schemas.microsoft.com/office/word/2010/wordprocessingCanvas" xmlns:cx="http://schemas.microsoft.com/office/drawing/2014/chartex" xmlns:mc="http://schemas.openxmlformats.org/markup-compatibility/2006" xmlns:o="urn:schemas-microsoft-com:office:office" xmlns:r="http://schemas.openxmlformats.org/officeDocument/2006/relationships" xmlns:m="http://schemas.openxmlformats.org/officeDocument/2006/math" xmlns:v="urn:schemas-microsoft-com:vml" xmlns:wp14="http://schemas.microsoft.com/office/word/2010/wordprocessingDrawing" xmlns:wp="http://schemas.openxmlformats.org/drawingml/2006/wordprocessingDrawing" xmlns:w10="urn:schemas-microsoft-com:office:word" xmlns:w="http://schemas.openxmlformats.org/wordprocessingml/2006/main" xmlns:w14="http://schemas.microsoft.com/office/word/2010/wordml" xmlns:w15="http://schemas.microsoft.com/office/word/2012/wordml" xmlns:w16se="http://schemas.microsoft.com/office/word/2015/wordml/symex" xmlns:wpg="http://schemas.microsoft.com/office/word/2010/wordprocessingGroup" xmlns:wpi="http://schemas.microsoft.com/office/word/2010/wordprocessingInk" xmlns:wne="http://schemas.microsoft.com/office/word/2006/wordml" xmlns:wps="http://schemas.microsoft.com/office/word/2010/wordprocessingShape" mc:Ignorable="w14 w15 w16se wp14">
   <w:footnote w:type="separator" w:id="-1">
     <w:p>
       <w:pPr>
@@ -1356,7 +1700,7 @@
 </file>
 
 <file path=word/numbering.xml><?xml version="1.0" encoding="utf-8"?>
-<w:numbering xmlns:wpc="http://schemas.microsoft.com/office/word/2010/wordprocessingCanvas" xmlns:cx="http://schemas.microsoft.com/office/drawing/2014/chartex" xmlns:cx1="http://schemas.microsoft.com/office/drawing/2015/9/8/chartex" xmlns:cx2="http://schemas.microsoft.com/office/drawing/2015/10/21/chartex" xmlns:cx3="http://schemas.microsoft.com/office/drawing/2016/5/9/chartex" xmlns:cx4="http://schemas.microsoft.com/office/drawing/2016/5/10/chartex" xmlns:cx5="http://schemas.microsoft.com/office/drawing/2016/5/11/chartex" xmlns:cx6="http://schemas.microsoft.com/office/drawing/2016/5/12/chartex" xmlns:cx7="http://schemas.microsoft.com/office/drawing/2016/5/13/chartex" xmlns:cx8="http://schemas.microsoft.com/office/drawing/2016/5/14/chartex" xmlns:mc="http://schemas.openxmlformats.org/markup-compatibility/2006" xmlns:aink="http://schemas.microsoft.com/office/drawing/2016/ink" xmlns:am3d="http://schemas.microsoft.com/office/drawing/2017/model3d" xmlns:o="urn:schemas-microsoft-com:office:office" xmlns:oel="http://schemas.microsoft.com/office/2019/extlst" xmlns:r="http://schemas.openxmlformats.org/officeDocument/2006/relationships" xmlns:m="http://schemas.openxmlformats.org/officeDocument/2006/math" xmlns:v="urn:schemas-microsoft-com:vml" xmlns:wp14="http://schemas.microsoft.com/office/word/2010/wordprocessingDrawing" xmlns:wp="http://schemas.openxmlformats.org/drawingml/2006/wordprocessingDrawing" xmlns:w10="urn:schemas-microsoft-com:office:word" xmlns:w="http://schemas.openxmlformats.org/wordprocessingml/2006/main" xmlns:w14="http://schemas.microsoft.com/office/word/2010/wordml" xmlns:w15="http://schemas.microsoft.com/office/word/2012/wordml" xmlns:w16cex="http://schemas.microsoft.com/office/word/2018/wordml/cex" xmlns:w16cid="http://schemas.microsoft.com/office/word/2016/wordml/cid" xmlns:w16="http://schemas.microsoft.com/office/word/2018/wordml" xmlns:w16du="http://schemas.microsoft.com/office/word/2023/wordml/word16du" xmlns:w16sdtdh="http://schemas.microsoft.com/office/word/2020/wordml/sdtdatahash" xmlns:w16sdtfl="http://schemas.microsoft.com/office/word/2024/wordml/sdtformatlock" xmlns:w16se="http://schemas.microsoft.com/office/word/2015/wordml/symex" xmlns:wpg="http://schemas.microsoft.com/office/word/2010/wordprocessingGroup" xmlns:wpi="http://schemas.microsoft.com/office/word/2010/wordprocessingInk" xmlns:wne="http://schemas.microsoft.com/office/word/2006/wordml" xmlns:wps="http://schemas.microsoft.com/office/word/2010/wordprocessingShape" mc:Ignorable="w14 w15 w16se w16cid w16 w16cex w16sdtdh w16sdtfl w16du wp14">
+<w:numbering xmlns:wpc="http://schemas.microsoft.com/office/word/2010/wordprocessingCanvas" xmlns:cx="http://schemas.microsoft.com/office/drawing/2014/chartex" xmlns:mc="http://schemas.openxmlformats.org/markup-compatibility/2006" xmlns:o="urn:schemas-microsoft-com:office:office" xmlns:r="http://schemas.openxmlformats.org/officeDocument/2006/relationships" xmlns:m="http://schemas.openxmlformats.org/officeDocument/2006/math" xmlns:v="urn:schemas-microsoft-com:vml" xmlns:wp14="http://schemas.microsoft.com/office/word/2010/wordprocessingDrawing" xmlns:wp="http://schemas.openxmlformats.org/drawingml/2006/wordprocessingDrawing" xmlns:w10="urn:schemas-microsoft-com:office:word" xmlns:w="http://schemas.openxmlformats.org/wordprocessingml/2006/main" xmlns:w14="http://schemas.microsoft.com/office/word/2010/wordml" xmlns:w15="http://schemas.microsoft.com/office/word/2012/wordml" xmlns:w16se="http://schemas.microsoft.com/office/word/2015/wordml/symex" xmlns:wpg="http://schemas.microsoft.com/office/word/2010/wordprocessingGroup" xmlns:wpi="http://schemas.microsoft.com/office/word/2010/wordprocessingInk" xmlns:wne="http://schemas.microsoft.com/office/word/2006/wordml" xmlns:wps="http://schemas.microsoft.com/office/word/2010/wordprocessingShape" mc:Ignorable="w14 w15 w16se wp14">
   <w:abstractNum w:abstractNumId="0" w15:restartNumberingAfterBreak="0">
     <w:nsid w:val="03F039CF"/>
     <w:multiLevelType w:val="multilevel"/>
@@ -8720,157 +9064,157 @@
       </w:rPr>
     </w:lvl>
   </w:abstractNum>
-  <w:num w:numId="1" w16cid:durableId="535973247">
+  <w:num w:numId="1">
     <w:abstractNumId w:val="8"/>
   </w:num>
-  <w:num w:numId="2" w16cid:durableId="108355128">
+  <w:num w:numId="2">
     <w:abstractNumId w:val="49"/>
   </w:num>
-  <w:num w:numId="3" w16cid:durableId="327826055">
+  <w:num w:numId="3">
     <w:abstractNumId w:val="24"/>
   </w:num>
-  <w:num w:numId="4" w16cid:durableId="1326401481">
+  <w:num w:numId="4">
     <w:abstractNumId w:val="16"/>
   </w:num>
-  <w:num w:numId="5" w16cid:durableId="23793553">
+  <w:num w:numId="5">
     <w:abstractNumId w:val="9"/>
   </w:num>
-  <w:num w:numId="6" w16cid:durableId="232736401">
+  <w:num w:numId="6">
     <w:abstractNumId w:val="4"/>
   </w:num>
-  <w:num w:numId="7" w16cid:durableId="1039401127">
+  <w:num w:numId="7">
     <w:abstractNumId w:val="36"/>
   </w:num>
-  <w:num w:numId="8" w16cid:durableId="1034308296">
+  <w:num w:numId="8">
     <w:abstractNumId w:val="18"/>
   </w:num>
-  <w:num w:numId="9" w16cid:durableId="1754159631">
+  <w:num w:numId="9">
     <w:abstractNumId w:val="50"/>
   </w:num>
-  <w:num w:numId="10" w16cid:durableId="655769466">
+  <w:num w:numId="10">
     <w:abstractNumId w:val="26"/>
   </w:num>
-  <w:num w:numId="11" w16cid:durableId="1965773139">
+  <w:num w:numId="11">
     <w:abstractNumId w:val="34"/>
   </w:num>
-  <w:num w:numId="12" w16cid:durableId="1695765529">
+  <w:num w:numId="12">
     <w:abstractNumId w:val="12"/>
   </w:num>
-  <w:num w:numId="13" w16cid:durableId="2081629880">
+  <w:num w:numId="13">
     <w:abstractNumId w:val="30"/>
   </w:num>
-  <w:num w:numId="14" w16cid:durableId="1816798953">
+  <w:num w:numId="14">
     <w:abstractNumId w:val="14"/>
   </w:num>
-  <w:num w:numId="15" w16cid:durableId="1347906398">
+  <w:num w:numId="15">
     <w:abstractNumId w:val="40"/>
   </w:num>
-  <w:num w:numId="16" w16cid:durableId="2114402268">
+  <w:num w:numId="16">
     <w:abstractNumId w:val="20"/>
   </w:num>
-  <w:num w:numId="17" w16cid:durableId="1002971730">
+  <w:num w:numId="17">
     <w:abstractNumId w:val="45"/>
   </w:num>
-  <w:num w:numId="18" w16cid:durableId="1524778968">
+  <w:num w:numId="18">
     <w:abstractNumId w:val="11"/>
   </w:num>
-  <w:num w:numId="19" w16cid:durableId="1657877517">
+  <w:num w:numId="19">
     <w:abstractNumId w:val="29"/>
   </w:num>
-  <w:num w:numId="20" w16cid:durableId="277641554">
+  <w:num w:numId="20">
     <w:abstractNumId w:val="48"/>
   </w:num>
-  <w:num w:numId="21" w16cid:durableId="173498959">
+  <w:num w:numId="21">
     <w:abstractNumId w:val="0"/>
   </w:num>
-  <w:num w:numId="22" w16cid:durableId="599920662">
+  <w:num w:numId="22">
     <w:abstractNumId w:val="10"/>
   </w:num>
-  <w:num w:numId="23" w16cid:durableId="985621911">
+  <w:num w:numId="23">
     <w:abstractNumId w:val="41"/>
   </w:num>
-  <w:num w:numId="24" w16cid:durableId="208615442">
+  <w:num w:numId="24">
     <w:abstractNumId w:val="1"/>
   </w:num>
-  <w:num w:numId="25" w16cid:durableId="1981184369">
+  <w:num w:numId="25">
     <w:abstractNumId w:val="2"/>
   </w:num>
-  <w:num w:numId="26" w16cid:durableId="993530311">
+  <w:num w:numId="26">
     <w:abstractNumId w:val="39"/>
   </w:num>
-  <w:num w:numId="27" w16cid:durableId="2062826117">
+  <w:num w:numId="27">
     <w:abstractNumId w:val="25"/>
   </w:num>
-  <w:num w:numId="28" w16cid:durableId="962419385">
+  <w:num w:numId="28">
     <w:abstractNumId w:val="7"/>
   </w:num>
-  <w:num w:numId="29" w16cid:durableId="2131051668">
+  <w:num w:numId="29">
     <w:abstractNumId w:val="37"/>
   </w:num>
-  <w:num w:numId="30" w16cid:durableId="287708426">
+  <w:num w:numId="30">
     <w:abstractNumId w:val="31"/>
   </w:num>
-  <w:num w:numId="31" w16cid:durableId="665476193">
+  <w:num w:numId="31">
     <w:abstractNumId w:val="28"/>
   </w:num>
-  <w:num w:numId="32" w16cid:durableId="1101727310">
+  <w:num w:numId="32">
     <w:abstractNumId w:val="43"/>
   </w:num>
-  <w:num w:numId="33" w16cid:durableId="457065437">
+  <w:num w:numId="33">
     <w:abstractNumId w:val="23"/>
   </w:num>
-  <w:num w:numId="34" w16cid:durableId="1586723830">
+  <w:num w:numId="34">
     <w:abstractNumId w:val="35"/>
   </w:num>
-  <w:num w:numId="35" w16cid:durableId="1781798174">
+  <w:num w:numId="35">
     <w:abstractNumId w:val="38"/>
   </w:num>
-  <w:num w:numId="36" w16cid:durableId="1089347187">
+  <w:num w:numId="36">
     <w:abstractNumId w:val="13"/>
   </w:num>
-  <w:num w:numId="37" w16cid:durableId="384186889">
+  <w:num w:numId="37">
     <w:abstractNumId w:val="46"/>
   </w:num>
-  <w:num w:numId="38" w16cid:durableId="1914465456">
+  <w:num w:numId="38">
     <w:abstractNumId w:val="44"/>
   </w:num>
-  <w:num w:numId="39" w16cid:durableId="2111000812">
+  <w:num w:numId="39">
     <w:abstractNumId w:val="32"/>
   </w:num>
-  <w:num w:numId="40" w16cid:durableId="1796437334">
+  <w:num w:numId="40">
     <w:abstractNumId w:val="5"/>
   </w:num>
-  <w:num w:numId="41" w16cid:durableId="1111051727">
+  <w:num w:numId="41">
     <w:abstractNumId w:val="21"/>
   </w:num>
-  <w:num w:numId="42" w16cid:durableId="1887403344">
+  <w:num w:numId="42">
     <w:abstractNumId w:val="22"/>
   </w:num>
-  <w:num w:numId="43" w16cid:durableId="799298396">
+  <w:num w:numId="43">
     <w:abstractNumId w:val="3"/>
   </w:num>
-  <w:num w:numId="44" w16cid:durableId="757949041">
+  <w:num w:numId="44">
     <w:abstractNumId w:val="15"/>
   </w:num>
-  <w:num w:numId="45" w16cid:durableId="1241208135">
+  <w:num w:numId="45">
     <w:abstractNumId w:val="33"/>
   </w:num>
-  <w:num w:numId="46" w16cid:durableId="1423137889">
+  <w:num w:numId="46">
     <w:abstractNumId w:val="19"/>
   </w:num>
-  <w:num w:numId="47" w16cid:durableId="1769350777">
+  <w:num w:numId="47">
     <w:abstractNumId w:val="17"/>
   </w:num>
-  <w:num w:numId="48" w16cid:durableId="1983540516">
+  <w:num w:numId="48">
     <w:abstractNumId w:val="27"/>
   </w:num>
-  <w:num w:numId="49" w16cid:durableId="301467549">
+  <w:num w:numId="49">
     <w:abstractNumId w:val="6"/>
   </w:num>
-  <w:num w:numId="50" w16cid:durableId="1603762455">
+  <w:num w:numId="50">
     <w:abstractNumId w:val="47"/>
   </w:num>
-  <w:num w:numId="51" w16cid:durableId="1027489281">
+  <w:num w:numId="51">
     <w:abstractNumId w:val="42"/>
   </w:num>
   <w:numIdMacAtCleanup w:val="48"/>
@@ -8878,7 +9222,7 @@
 </file>
 
 <file path=word/styles.xml><?xml version="1.0" encoding="utf-8"?>
-<w:styles xmlns:mc="http://schemas.openxmlformats.org/markup-compatibility/2006" xmlns:r="http://schemas.openxmlformats.org/officeDocument/2006/relationships" xmlns:w="http://schemas.openxmlformats.org/wordprocessingml/2006/main" xmlns:w14="http://schemas.microsoft.com/office/word/2010/wordml" xmlns:w15="http://schemas.microsoft.com/office/word/2012/wordml" xmlns:w16cex="http://schemas.microsoft.com/office/word/2018/wordml/cex" xmlns:w16cid="http://schemas.microsoft.com/office/word/2016/wordml/cid" xmlns:w16="http://schemas.microsoft.com/office/word/2018/wordml" xmlns:w16du="http://schemas.microsoft.com/office/word/2023/wordml/word16du" xmlns:w16sdtdh="http://schemas.microsoft.com/office/word/2020/wordml/sdtdatahash" xmlns:w16sdtfl="http://schemas.microsoft.com/office/word/2024/wordml/sdtformatlock" xmlns:w16se="http://schemas.microsoft.com/office/word/2015/wordml/symex" mc:Ignorable="w14 w15 w16se w16cid w16 w16cex w16sdtdh w16sdtfl w16du">
+<w:styles xmlns:mc="http://schemas.openxmlformats.org/markup-compatibility/2006" xmlns:r="http://schemas.openxmlformats.org/officeDocument/2006/relationships" xmlns:w="http://schemas.openxmlformats.org/wordprocessingml/2006/main" xmlns:w14="http://schemas.microsoft.com/office/word/2010/wordml" xmlns:w15="http://schemas.microsoft.com/office/word/2012/wordml" xmlns:w16se="http://schemas.microsoft.com/office/word/2015/wordml/symex" mc:Ignorable="w14 w15 w16se">
   <w:docDefaults>
     <w:rPrDefault>
       <w:rPr>
@@ -8896,7 +9240,7 @@
       </w:pPr>
     </w:pPrDefault>
   </w:docDefaults>
-  <w:latentStyles w:defLockedState="0" w:defUIPriority="99" w:defSemiHidden="0" w:defUnhideWhenUsed="0" w:defQFormat="0" w:count="376">
+  <w:latentStyles w:defLockedState="0" w:defUIPriority="99" w:defSemiHidden="0" w:defUnhideWhenUsed="0" w:defQFormat="0" w:count="371">
     <w:lsdException w:name="Normal" w:uiPriority="0" w:qFormat="1"/>
     <w:lsdException w:name="heading 1" w:uiPriority="9" w:qFormat="1"/>
     <w:lsdException w:name="heading 2" w:semiHidden="1" w:uiPriority="9" w:unhideWhenUsed="1" w:qFormat="1"/>
@@ -9268,22 +9612,17 @@
     <w:lsdException w:name="List Table 5 Dark Accent 6" w:uiPriority="50"/>
     <w:lsdException w:name="List Table 6 Colorful Accent 6" w:uiPriority="51"/>
     <w:lsdException w:name="List Table 7 Colorful Accent 6" w:uiPriority="52"/>
-    <w:lsdException w:name="Mention" w:semiHidden="1" w:unhideWhenUsed="1"/>
-    <w:lsdException w:name="Smart Hyperlink" w:semiHidden="1" w:unhideWhenUsed="1"/>
-    <w:lsdException w:name="Hashtag" w:semiHidden="1" w:unhideWhenUsed="1"/>
-    <w:lsdException w:name="Unresolved Mention" w:semiHidden="1" w:unhideWhenUsed="1"/>
-    <w:lsdException w:name="Smart Link" w:semiHidden="1" w:unhideWhenUsed="1"/>
   </w:latentStyles>
   <w:style w:type="paragraph" w:default="1" w:styleId="Normal">
     <w:name w:val="Normal"/>
     <w:qFormat/>
     <w:rsid w:val="00AB0E1A"/>
   </w:style>
-  <w:style w:type="paragraph" w:styleId="Ttulo1">
+  <w:style w:type="paragraph" w:styleId="Cabealho1">
     <w:name w:val="heading 1"/>
     <w:basedOn w:val="Normal"/>
     <w:next w:val="Normal"/>
-    <w:link w:val="Ttulo1Carter"/>
+    <w:link w:val="Cabealho1Carter"/>
     <w:uiPriority w:val="9"/>
     <w:qFormat/>
     <w:rsid w:val="00D1241A"/>
@@ -9300,11 +9639,11 @@
       <w:szCs w:val="40"/>
     </w:rPr>
   </w:style>
-  <w:style w:type="paragraph" w:styleId="Ttulo2">
+  <w:style w:type="paragraph" w:styleId="Cabealho2">
     <w:name w:val="heading 2"/>
     <w:basedOn w:val="Normal"/>
     <w:next w:val="Normal"/>
-    <w:link w:val="Ttulo2Carter"/>
+    <w:link w:val="Cabealho2Carter"/>
     <w:uiPriority w:val="9"/>
     <w:unhideWhenUsed/>
     <w:qFormat/>
@@ -9322,11 +9661,11 @@
       <w:szCs w:val="32"/>
     </w:rPr>
   </w:style>
-  <w:style w:type="paragraph" w:styleId="Ttulo3">
+  <w:style w:type="paragraph" w:styleId="Cabealho3">
     <w:name w:val="heading 3"/>
     <w:basedOn w:val="Normal"/>
     <w:next w:val="Normal"/>
-    <w:link w:val="Ttulo3Carter"/>
+    <w:link w:val="Cabealho3Carter"/>
     <w:uiPriority w:val="9"/>
     <w:unhideWhenUsed/>
     <w:qFormat/>
@@ -9344,11 +9683,11 @@
       <w:szCs w:val="28"/>
     </w:rPr>
   </w:style>
-  <w:style w:type="paragraph" w:styleId="Ttulo4">
+  <w:style w:type="paragraph" w:styleId="Cabealho4">
     <w:name w:val="heading 4"/>
     <w:basedOn w:val="Normal"/>
     <w:next w:val="Normal"/>
-    <w:link w:val="Ttulo4Carter"/>
+    <w:link w:val="Cabealho4Carter"/>
     <w:uiPriority w:val="9"/>
     <w:unhideWhenUsed/>
     <w:qFormat/>
@@ -9366,11 +9705,11 @@
       <w:color w:val="0F4761" w:themeColor="accent1" w:themeShade="BF"/>
     </w:rPr>
   </w:style>
-  <w:style w:type="paragraph" w:styleId="Ttulo5">
+  <w:style w:type="paragraph" w:styleId="Cabealho5">
     <w:name w:val="heading 5"/>
     <w:basedOn w:val="Normal"/>
     <w:next w:val="Normal"/>
-    <w:link w:val="Ttulo5Carter"/>
+    <w:link w:val="Cabealho5Carter"/>
     <w:uiPriority w:val="9"/>
     <w:unhideWhenUsed/>
     <w:qFormat/>
@@ -9386,11 +9725,11 @@
       <w:color w:val="0F4761" w:themeColor="accent1" w:themeShade="BF"/>
     </w:rPr>
   </w:style>
-  <w:style w:type="paragraph" w:styleId="Ttulo6">
+  <w:style w:type="paragraph" w:styleId="Cabealho6">
     <w:name w:val="heading 6"/>
     <w:basedOn w:val="Normal"/>
     <w:next w:val="Normal"/>
-    <w:link w:val="Ttulo6Carter"/>
+    <w:link w:val="Cabealho6Carter"/>
     <w:uiPriority w:val="9"/>
     <w:semiHidden/>
     <w:unhideWhenUsed/>
@@ -9409,11 +9748,11 @@
       <w:color w:val="595959" w:themeColor="text1" w:themeTint="A6"/>
     </w:rPr>
   </w:style>
-  <w:style w:type="paragraph" w:styleId="Ttulo7">
+  <w:style w:type="paragraph" w:styleId="Cabealho7">
     <w:name w:val="heading 7"/>
     <w:basedOn w:val="Normal"/>
     <w:next w:val="Normal"/>
-    <w:link w:val="Ttulo7Carter"/>
+    <w:link w:val="Cabealho7Carter"/>
     <w:uiPriority w:val="9"/>
     <w:semiHidden/>
     <w:unhideWhenUsed/>
@@ -9430,11 +9769,11 @@
       <w:color w:val="595959" w:themeColor="text1" w:themeTint="A6"/>
     </w:rPr>
   </w:style>
-  <w:style w:type="paragraph" w:styleId="Ttulo8">
+  <w:style w:type="paragraph" w:styleId="Cabealho8">
     <w:name w:val="heading 8"/>
     <w:basedOn w:val="Normal"/>
     <w:next w:val="Normal"/>
-    <w:link w:val="Ttulo8Carter"/>
+    <w:link w:val="Cabealho8Carter"/>
     <w:uiPriority w:val="9"/>
     <w:semiHidden/>
     <w:unhideWhenUsed/>
@@ -9453,11 +9792,11 @@
       <w:color w:val="272727" w:themeColor="text1" w:themeTint="D8"/>
     </w:rPr>
   </w:style>
-  <w:style w:type="paragraph" w:styleId="Ttulo9">
+  <w:style w:type="paragraph" w:styleId="Cabealho9">
     <w:name w:val="heading 9"/>
     <w:basedOn w:val="Normal"/>
     <w:next w:val="Normal"/>
-    <w:link w:val="Ttulo9Carter"/>
+    <w:link w:val="Cabealho9Carter"/>
     <w:uiPriority w:val="9"/>
     <w:semiHidden/>
     <w:unhideWhenUsed/>
@@ -9501,10 +9840,10 @@
     <w:semiHidden/>
     <w:unhideWhenUsed/>
   </w:style>
-  <w:style w:type="character" w:customStyle="1" w:styleId="Ttulo1Carter">
-    <w:name w:val="Título 1 Caráter"/>
+  <w:style w:type="character" w:customStyle="1" w:styleId="Cabealho1Carter">
+    <w:name w:val="Cabeçalho 1 Caráter"/>
     <w:basedOn w:val="Tipodeletrapredefinidodopargrafo"/>
-    <w:link w:val="Ttulo1"/>
+    <w:link w:val="Cabealho1"/>
     <w:uiPriority w:val="9"/>
     <w:rsid w:val="00D1241A"/>
     <w:rPr>
@@ -9514,10 +9853,10 @@
       <w:szCs w:val="40"/>
     </w:rPr>
   </w:style>
-  <w:style w:type="character" w:customStyle="1" w:styleId="Ttulo2Carter">
-    <w:name w:val="Título 2 Caráter"/>
+  <w:style w:type="character" w:customStyle="1" w:styleId="Cabealho2Carter">
+    <w:name w:val="Cabeçalho 2 Caráter"/>
     <w:basedOn w:val="Tipodeletrapredefinidodopargrafo"/>
-    <w:link w:val="Ttulo2"/>
+    <w:link w:val="Cabealho2"/>
     <w:uiPriority w:val="9"/>
     <w:rsid w:val="00D1241A"/>
     <w:rPr>
@@ -9527,10 +9866,10 @@
       <w:szCs w:val="32"/>
     </w:rPr>
   </w:style>
-  <w:style w:type="character" w:customStyle="1" w:styleId="Ttulo3Carter">
-    <w:name w:val="Título 3 Caráter"/>
+  <w:style w:type="character" w:customStyle="1" w:styleId="Cabealho3Carter">
+    <w:name w:val="Cabeçalho 3 Caráter"/>
     <w:basedOn w:val="Tipodeletrapredefinidodopargrafo"/>
-    <w:link w:val="Ttulo3"/>
+    <w:link w:val="Cabealho3"/>
     <w:uiPriority w:val="9"/>
     <w:rsid w:val="00D1241A"/>
     <w:rPr>
@@ -9540,10 +9879,10 @@
       <w:szCs w:val="28"/>
     </w:rPr>
   </w:style>
-  <w:style w:type="character" w:customStyle="1" w:styleId="Ttulo4Carter">
-    <w:name w:val="Título 4 Caráter"/>
+  <w:style w:type="character" w:customStyle="1" w:styleId="Cabealho4Carter">
+    <w:name w:val="Cabeçalho 4 Caráter"/>
     <w:basedOn w:val="Tipodeletrapredefinidodopargrafo"/>
-    <w:link w:val="Ttulo4"/>
+    <w:link w:val="Cabealho4"/>
     <w:uiPriority w:val="9"/>
     <w:rsid w:val="00D1241A"/>
     <w:rPr>
@@ -9553,10 +9892,10 @@
       <w:color w:val="0F4761" w:themeColor="accent1" w:themeShade="BF"/>
     </w:rPr>
   </w:style>
-  <w:style w:type="character" w:customStyle="1" w:styleId="Ttulo5Carter">
-    <w:name w:val="Título 5 Caráter"/>
+  <w:style w:type="character" w:customStyle="1" w:styleId="Cabealho5Carter">
+    <w:name w:val="Cabeçalho 5 Caráter"/>
     <w:basedOn w:val="Tipodeletrapredefinidodopargrafo"/>
-    <w:link w:val="Ttulo5"/>
+    <w:link w:val="Cabealho5"/>
     <w:uiPriority w:val="9"/>
     <w:rsid w:val="00D1241A"/>
     <w:rPr>
@@ -9564,10 +9903,10 @@
       <w:color w:val="0F4761" w:themeColor="accent1" w:themeShade="BF"/>
     </w:rPr>
   </w:style>
-  <w:style w:type="character" w:customStyle="1" w:styleId="Ttulo6Carter">
-    <w:name w:val="Título 6 Caráter"/>
+  <w:style w:type="character" w:customStyle="1" w:styleId="Cabealho6Carter">
+    <w:name w:val="Cabeçalho 6 Caráter"/>
     <w:basedOn w:val="Tipodeletrapredefinidodopargrafo"/>
-    <w:link w:val="Ttulo6"/>
+    <w:link w:val="Cabealho6"/>
     <w:uiPriority w:val="9"/>
     <w:semiHidden/>
     <w:rsid w:val="00D1241A"/>
@@ -9578,10 +9917,10 @@
       <w:color w:val="595959" w:themeColor="text1" w:themeTint="A6"/>
     </w:rPr>
   </w:style>
-  <w:style w:type="character" w:customStyle="1" w:styleId="Ttulo7Carter">
-    <w:name w:val="Título 7 Caráter"/>
+  <w:style w:type="character" w:customStyle="1" w:styleId="Cabealho7Carter">
+    <w:name w:val="Cabeçalho 7 Caráter"/>
     <w:basedOn w:val="Tipodeletrapredefinidodopargrafo"/>
-    <w:link w:val="Ttulo7"/>
+    <w:link w:val="Cabealho7"/>
     <w:uiPriority w:val="9"/>
     <w:semiHidden/>
     <w:rsid w:val="00D1241A"/>
@@ -9590,10 +9929,10 @@
       <w:color w:val="595959" w:themeColor="text1" w:themeTint="A6"/>
     </w:rPr>
   </w:style>
-  <w:style w:type="character" w:customStyle="1" w:styleId="Ttulo8Carter">
-    <w:name w:val="Título 8 Caráter"/>
+  <w:style w:type="character" w:customStyle="1" w:styleId="Cabealho8Carter">
+    <w:name w:val="Cabeçalho 8 Caráter"/>
     <w:basedOn w:val="Tipodeletrapredefinidodopargrafo"/>
-    <w:link w:val="Ttulo8"/>
+    <w:link w:val="Cabealho8"/>
     <w:uiPriority w:val="9"/>
     <w:semiHidden/>
     <w:rsid w:val="00D1241A"/>
@@ -9604,10 +9943,10 @@
       <w:color w:val="272727" w:themeColor="text1" w:themeTint="D8"/>
     </w:rPr>
   </w:style>
-  <w:style w:type="character" w:customStyle="1" w:styleId="Ttulo9Carter">
-    <w:name w:val="Título 9 Caráter"/>
+  <w:style w:type="character" w:customStyle="1" w:styleId="Cabealho9Carter">
+    <w:name w:val="Cabeçalho 9 Caráter"/>
     <w:basedOn w:val="Tipodeletrapredefinidodopargrafo"/>
-    <w:link w:val="Ttulo9"/>
+    <w:link w:val="Cabealho9"/>
     <w:uiPriority w:val="9"/>
     <w:semiHidden/>
     <w:rsid w:val="00D1241A"/>
@@ -9726,7 +10065,7 @@
       <w:contextualSpacing/>
     </w:pPr>
   </w:style>
-  <w:style w:type="character" w:styleId="nfaseIntensa">
+  <w:style w:type="character" w:styleId="nfaseIntenso">
     <w:name w:val="Intense Emphasis"/>
     <w:basedOn w:val="Tipodeletrapredefinidodopargrafo"/>
     <w:uiPriority w:val="21"/>
@@ -9800,7 +10139,7 @@
   </w:style>
   <w:style w:type="paragraph" w:styleId="Cabealhodondice">
     <w:name w:val="TOC Heading"/>
-    <w:basedOn w:val="Ttulo1"/>
+    <w:basedOn w:val="Cabealho1"/>
     <w:next w:val="Normal"/>
     <w:uiPriority w:val="39"/>
     <w:unhideWhenUsed/>
@@ -9856,7 +10195,7 @@
       <w:ind w:left="440"/>
     </w:pPr>
   </w:style>
-  <w:style w:type="table" w:styleId="TabelacomGrelha">
+  <w:style w:type="table" w:styleId="Tabelacomgrelha">
     <w:name w:val="Table Grid"/>
     <w:basedOn w:val="Tabelanormal"/>
     <w:uiPriority w:val="39"/>
@@ -10126,6 +10465,25 @@
     <w:semiHidden/>
     <w:unhideWhenUsed/>
     <w:rsid w:val="00652B2F"/>
+  </w:style>
+  <w:style w:type="paragraph" w:styleId="NormalWeb">
+    <w:name w:val="Normal (Web)"/>
+    <w:basedOn w:val="Normal"/>
+    <w:uiPriority w:val="99"/>
+    <w:semiHidden/>
+    <w:unhideWhenUsed/>
+    <w:rsid w:val="009133C9"/>
+    <w:pPr>
+      <w:spacing w:before="100" w:beforeAutospacing="1" w:after="100" w:afterAutospacing="1" w:line="240" w:lineRule="auto"/>
+    </w:pPr>
+    <w:rPr>
+      <w:rFonts w:ascii="Times New Roman" w:eastAsia="Times New Roman" w:hAnsi="Times New Roman" w:cs="Times New Roman"/>
+      <w:kern w:val="0"/>
+      <w:sz w:val="24"/>
+      <w:szCs w:val="24"/>
+      <w:lang w:eastAsia="pt-PT"/>
+      <w14:ligatures w14:val="none"/>
+    </w:rPr>
   </w:style>
 </w:styles>
 </file>
@@ -10430,7 +10788,7 @@
 </file>
 
 <file path=customXml/itemProps1.xml><?xml version="1.0" encoding="utf-8"?>
-<ds:datastoreItem xmlns:ds="http://schemas.openxmlformats.org/officeDocument/2006/customXml" ds:itemID="{A7A556F2-E3A4-4D1D-8CE1-7DB18AEA7FB9}">
+<ds:datastoreItem xmlns:ds="http://schemas.openxmlformats.org/officeDocument/2006/customXml" ds:itemID="{B77469C9-81FD-49E7-8CEA-9BC92E0F0B82}">
   <ds:schemaRefs>
     <ds:schemaRef ds:uri="http://schemas.openxmlformats.org/officeDocument/2006/bibliography"/>
   </ds:schemaRefs>
